--- a/Наладчик контрольно-измерительных приборов и автоматики/повышение квалификации 14919 Наладчик контрольно-измерительных приборов и автоматики/Лекции МДК 01.01  02 Подготовка рабочего места, инструментов и оборудования для наладки.docx
+++ b/Наладчик контрольно-измерительных приборов и автоматики/повышение квалификации 14919 Наладчик контрольно-измерительных приборов и автоматики/Лекции МДК 01.01  02 Подготовка рабочего места, инструментов и оборудования для наладки.docx
@@ -29,7 +29,7 @@
           <w:i/>
           <w:sz w:val="28"/>
         </w:rPr>
-        <w:t>(повышения квалификации на 6-7 разряды)</w:t>
+        <w:t>Для профессии 14919 «Наладчик контрольно-измерительных приборов и автоматики» (повышения квалификации на 6-7 разряды)</w:t>
       </w:r>
     </w:p>
     <w:p>

--- a/Наладчик контрольно-измерительных приборов и автоматики/повышение квалификации 14919 Наладчик контрольно-измерительных приборов и автоматики/Лекции МДК 01.01  02 Подготовка рабочего места, инструментов и оборудования для наладки.docx
+++ b/Наладчик контрольно-измерительных приборов и автоматики/повышение квалификации 14919 Наладчик контрольно-измерительных приборов и автоматики/Лекции МДК 01.01  02 Подготовка рабочего места, инструментов и оборудования для наладки.docx
@@ -291,6 +291,807 @@
       <w:pPr>
         <w:spacing w:before="240" w:after="120" w:line="360" w:lineRule="auto"/>
       </w:pPr>
+    </w:p>
+    <w:p/>
+    <w:tbl>
+      <w:tblPr>
+        <w:tblStyle w:val="TableGrid"/>
+        <w:tblW w:type="auto" w:w="0"/>
+        <w:jc w:val="center"/>
+        <w:tblLook w:firstColumn="1" w:firstRow="1" w:lastColumn="0" w:lastRow="0" w:noHBand="0" w:noVBand="1" w:val="04A0"/>
+      </w:tblPr>
+      <w:tblGrid>
+        <w:gridCol w:w="3118"/>
+        <w:gridCol w:w="3118"/>
+        <w:gridCol w:w="3118"/>
+      </w:tblGrid>
+      <w:tr>
+        <w:tc>
+          <w:tcPr>
+            <w:tcW w:type="dxa" w:w="3118"/>
+          </w:tcPr>
+          <w:p>
+            <w:pPr>
+              <w:jc w:val="center"/>
+            </w:pPr>
+            <w:r>
+              <w:rPr>
+                <w:b/>
+                <w:sz w:val="18"/>
+              </w:rPr>
+              <w:t>Параметр</w:t>
+            </w:r>
+          </w:p>
+        </w:tc>
+        <w:tc>
+          <w:tcPr>
+            <w:tcW w:type="dxa" w:w="3118"/>
+          </w:tcPr>
+          <w:p>
+            <w:pPr>
+              <w:jc w:val="center"/>
+            </w:pPr>
+            <w:r>
+              <w:rPr>
+                <w:b/>
+                <w:sz w:val="18"/>
+              </w:rPr>
+              <w:t>Нормативное значение</w:t>
+            </w:r>
+          </w:p>
+        </w:tc>
+        <w:tc>
+          <w:tcPr>
+            <w:tcW w:type="dxa" w:w="3118"/>
+          </w:tcPr>
+          <w:p>
+            <w:pPr>
+              <w:jc w:val="center"/>
+            </w:pPr>
+            <w:r>
+              <w:rPr>
+                <w:b/>
+                <w:sz w:val="18"/>
+              </w:rPr>
+              <w:t>Примечание</w:t>
+            </w:r>
+          </w:p>
+        </w:tc>
+      </w:tr>
+      <w:tr>
+        <w:tc>
+          <w:tcPr>
+            <w:tcW w:type="dxa" w:w="3118"/>
+          </w:tcPr>
+          <w:p>
+            <w:r>
+              <w:rPr>
+                <w:sz w:val="18"/>
+              </w:rPr>
+              <w:t>Освещённость</w:t>
+            </w:r>
+          </w:p>
+        </w:tc>
+        <w:tc>
+          <w:tcPr>
+            <w:tcW w:type="dxa" w:w="3118"/>
+          </w:tcPr>
+          <w:p>
+            <w:r>
+              <w:rPr>
+                <w:sz w:val="18"/>
+              </w:rPr>
+              <w:t>Не менее 300 лк</w:t>
+            </w:r>
+          </w:p>
+        </w:tc>
+        <w:tc>
+          <w:tcPr>
+            <w:tcW w:type="dxa" w:w="3118"/>
+          </w:tcPr>
+          <w:p>
+            <w:r>
+              <w:rPr>
+                <w:sz w:val="18"/>
+              </w:rPr>
+              <w:t>СНиП 23-05-95</w:t>
+            </w:r>
+          </w:p>
+        </w:tc>
+      </w:tr>
+      <w:tr>
+        <w:tc>
+          <w:tcPr>
+            <w:tcW w:type="dxa" w:w="3118"/>
+          </w:tcPr>
+          <w:p>
+            <w:r>
+              <w:rPr>
+                <w:sz w:val="18"/>
+              </w:rPr>
+              <w:t>Температура воздуха</w:t>
+            </w:r>
+          </w:p>
+        </w:tc>
+        <w:tc>
+          <w:tcPr>
+            <w:tcW w:type="dxa" w:w="3118"/>
+          </w:tcPr>
+          <w:p>
+            <w:r>
+              <w:rPr>
+                <w:sz w:val="18"/>
+              </w:rPr>
+              <w:t>18-25°C</w:t>
+            </w:r>
+          </w:p>
+        </w:tc>
+        <w:tc>
+          <w:tcPr>
+            <w:tcW w:type="dxa" w:w="3118"/>
+          </w:tcPr>
+          <w:p>
+            <w:r>
+              <w:rPr>
+                <w:sz w:val="18"/>
+              </w:rPr>
+              <w:t>ГОСТ 12.1.005-88</w:t>
+            </w:r>
+          </w:p>
+        </w:tc>
+      </w:tr>
+      <w:tr>
+        <w:tc>
+          <w:tcPr>
+            <w:tcW w:type="dxa" w:w="3118"/>
+          </w:tcPr>
+          <w:p>
+            <w:r>
+              <w:rPr>
+                <w:sz w:val="18"/>
+              </w:rPr>
+              <w:t>Влажность воздуха</w:t>
+            </w:r>
+          </w:p>
+        </w:tc>
+        <w:tc>
+          <w:tcPr>
+            <w:tcW w:type="dxa" w:w="3118"/>
+          </w:tcPr>
+          <w:p>
+            <w:r>
+              <w:rPr>
+                <w:sz w:val="18"/>
+              </w:rPr>
+              <w:t>40-60%</w:t>
+            </w:r>
+          </w:p>
+        </w:tc>
+        <w:tc>
+          <w:tcPr>
+            <w:tcW w:type="dxa" w:w="3118"/>
+          </w:tcPr>
+          <w:p>
+            <w:r>
+              <w:rPr>
+                <w:sz w:val="18"/>
+              </w:rPr>
+              <w:t>При работе с электроникой</w:t>
+            </w:r>
+          </w:p>
+        </w:tc>
+      </w:tr>
+      <w:tr>
+        <w:tc>
+          <w:tcPr>
+            <w:tcW w:type="dxa" w:w="3118"/>
+          </w:tcPr>
+          <w:p>
+            <w:r>
+              <w:rPr>
+                <w:sz w:val="18"/>
+              </w:rPr>
+              <w:t>Уровень шума</w:t>
+            </w:r>
+          </w:p>
+        </w:tc>
+        <w:tc>
+          <w:tcPr>
+            <w:tcW w:type="dxa" w:w="3118"/>
+          </w:tcPr>
+          <w:p>
+            <w:r>
+              <w:rPr>
+                <w:sz w:val="18"/>
+              </w:rPr>
+              <w:t>Не более 65 дБ</w:t>
+            </w:r>
+          </w:p>
+        </w:tc>
+        <w:tc>
+          <w:tcPr>
+            <w:tcW w:type="dxa" w:w="3118"/>
+          </w:tcPr>
+          <w:p>
+            <w:r>
+              <w:rPr>
+                <w:sz w:val="18"/>
+              </w:rPr>
+              <w:t>ГОСТ 12.1.003-83</w:t>
+            </w:r>
+          </w:p>
+        </w:tc>
+      </w:tr>
+      <w:tr>
+        <w:tc>
+          <w:tcPr>
+            <w:tcW w:type="dxa" w:w="3118"/>
+          </w:tcPr>
+          <w:p>
+            <w:r>
+              <w:rPr>
+                <w:sz w:val="18"/>
+              </w:rPr>
+              <w:t>Электробезопасность</w:t>
+            </w:r>
+          </w:p>
+        </w:tc>
+        <w:tc>
+          <w:tcPr>
+            <w:tcW w:type="dxa" w:w="3118"/>
+          </w:tcPr>
+          <w:p>
+            <w:r>
+              <w:rPr>
+                <w:sz w:val="18"/>
+              </w:rPr>
+              <w:t>Заземление ≤ 4 Ом</w:t>
+            </w:r>
+          </w:p>
+        </w:tc>
+        <w:tc>
+          <w:tcPr>
+            <w:tcW w:type="dxa" w:w="3118"/>
+          </w:tcPr>
+          <w:p>
+            <w:r>
+              <w:rPr>
+                <w:sz w:val="18"/>
+              </w:rPr>
+              <w:t>ПУЭ, гл. 1.7</w:t>
+            </w:r>
+          </w:p>
+        </w:tc>
+      </w:tr>
+      <w:tr>
+        <w:tc>
+          <w:tcPr>
+            <w:tcW w:type="dxa" w:w="3118"/>
+          </w:tcPr>
+          <w:p>
+            <w:r>
+              <w:rPr>
+                <w:sz w:val="18"/>
+              </w:rPr>
+              <w:t>Вентиляция</w:t>
+            </w:r>
+          </w:p>
+        </w:tc>
+        <w:tc>
+          <w:tcPr>
+            <w:tcW w:type="dxa" w:w="3118"/>
+          </w:tcPr>
+          <w:p>
+            <w:r>
+              <w:rPr>
+                <w:sz w:val="18"/>
+              </w:rPr>
+              <w:t>Приточно-вытяжная</w:t>
+            </w:r>
+          </w:p>
+        </w:tc>
+        <w:tc>
+          <w:tcPr>
+            <w:tcW w:type="dxa" w:w="3118"/>
+          </w:tcPr>
+          <w:p>
+            <w:r>
+              <w:rPr>
+                <w:sz w:val="18"/>
+              </w:rPr>
+              <w:t>При работе с агрессивными средами</w:t>
+            </w:r>
+          </w:p>
+        </w:tc>
+      </w:tr>
+    </w:tbl>
+    <w:p>
+      <w:pPr>
+        <w:jc w:val="center"/>
+      </w:pPr>
+      <w:r>
+        <w:rPr>
+          <w:b/>
+          <w:i w:val="0"/>
+          <w:sz w:val="20"/>
+        </w:rPr>
+        <w:t>Таблица 2. Требования к рабочему месту наладчика</w:t>
+      </w:r>
+    </w:p>
+    <w:p/>
+    <w:tbl>
+      <w:tblPr>
+        <w:tblStyle w:val="TableGrid"/>
+        <w:tblW w:type="auto" w:w="0"/>
+        <w:jc w:val="center"/>
+        <w:tblLook w:firstColumn="1" w:firstRow="1" w:lastColumn="0" w:lastRow="0" w:noHBand="0" w:noVBand="1" w:val="04A0"/>
+      </w:tblPr>
+      <w:tblGrid>
+        <w:gridCol w:w="2339"/>
+        <w:gridCol w:w="2339"/>
+        <w:gridCol w:w="2339"/>
+        <w:gridCol w:w="2339"/>
+      </w:tblGrid>
+      <w:tr>
+        <w:tc>
+          <w:tcPr>
+            <w:tcW w:type="dxa" w:w="2339"/>
+          </w:tcPr>
+          <w:p>
+            <w:pPr>
+              <w:jc w:val="center"/>
+            </w:pPr>
+            <w:r>
+              <w:rPr>
+                <w:b/>
+                <w:sz w:val="18"/>
+              </w:rPr>
+              <w:t>Инструмент</w:t>
+            </w:r>
+          </w:p>
+        </w:tc>
+        <w:tc>
+          <w:tcPr>
+            <w:tcW w:type="dxa" w:w="2339"/>
+          </w:tcPr>
+          <w:p>
+            <w:pPr>
+              <w:jc w:val="center"/>
+            </w:pPr>
+            <w:r>
+              <w:rPr>
+                <w:b/>
+                <w:sz w:val="18"/>
+              </w:rPr>
+              <w:t>Тип/Модель</w:t>
+            </w:r>
+          </w:p>
+        </w:tc>
+        <w:tc>
+          <w:tcPr>
+            <w:tcW w:type="dxa" w:w="2339"/>
+          </w:tcPr>
+          <w:p>
+            <w:pPr>
+              <w:jc w:val="center"/>
+            </w:pPr>
+            <w:r>
+              <w:rPr>
+                <w:b/>
+                <w:sz w:val="18"/>
+              </w:rPr>
+              <w:t>Назначение</w:t>
+            </w:r>
+          </w:p>
+        </w:tc>
+        <w:tc>
+          <w:tcPr>
+            <w:tcW w:type="dxa" w:w="2339"/>
+          </w:tcPr>
+          <w:p>
+            <w:pPr>
+              <w:jc w:val="center"/>
+            </w:pPr>
+            <w:r>
+              <w:rPr>
+                <w:b/>
+                <w:sz w:val="18"/>
+              </w:rPr>
+              <w:t>Класс точности</w:t>
+            </w:r>
+          </w:p>
+        </w:tc>
+      </w:tr>
+      <w:tr>
+        <w:tc>
+          <w:tcPr>
+            <w:tcW w:type="dxa" w:w="2339"/>
+          </w:tcPr>
+          <w:p>
+            <w:r>
+              <w:rPr>
+                <w:sz w:val="18"/>
+              </w:rPr>
+              <w:t>Мультиметр</w:t>
+            </w:r>
+          </w:p>
+        </w:tc>
+        <w:tc>
+          <w:tcPr>
+            <w:tcW w:type="dxa" w:w="2339"/>
+          </w:tcPr>
+          <w:p>
+            <w:r>
+              <w:rPr>
+                <w:sz w:val="18"/>
+              </w:rPr>
+              <w:t>Fluke 87V</w:t>
+            </w:r>
+          </w:p>
+        </w:tc>
+        <w:tc>
+          <w:tcPr>
+            <w:tcW w:type="dxa" w:w="2339"/>
+          </w:tcPr>
+          <w:p>
+            <w:r>
+              <w:rPr>
+                <w:sz w:val="18"/>
+              </w:rPr>
+              <w:t>Измерение напряжения, тока, сопротивления</w:t>
+            </w:r>
+          </w:p>
+        </w:tc>
+        <w:tc>
+          <w:tcPr>
+            <w:tcW w:type="dxa" w:w="2339"/>
+          </w:tcPr>
+          <w:p>
+            <w:r>
+              <w:rPr>
+                <w:sz w:val="18"/>
+              </w:rPr>
+              <w:t>0,05%</w:t>
+            </w:r>
+          </w:p>
+        </w:tc>
+      </w:tr>
+      <w:tr>
+        <w:tc>
+          <w:tcPr>
+            <w:tcW w:type="dxa" w:w="2339"/>
+          </w:tcPr>
+          <w:p>
+            <w:r>
+              <w:rPr>
+                <w:sz w:val="18"/>
+              </w:rPr>
+              <w:t>Мегаомметр</w:t>
+            </w:r>
+          </w:p>
+        </w:tc>
+        <w:tc>
+          <w:tcPr>
+            <w:tcW w:type="dxa" w:w="2339"/>
+          </w:tcPr>
+          <w:p>
+            <w:r>
+              <w:rPr>
+                <w:sz w:val="18"/>
+              </w:rPr>
+              <w:t>ЭС0202/2Г</w:t>
+            </w:r>
+          </w:p>
+        </w:tc>
+        <w:tc>
+          <w:tcPr>
+            <w:tcW w:type="dxa" w:w="2339"/>
+          </w:tcPr>
+          <w:p>
+            <w:r>
+              <w:rPr>
+                <w:sz w:val="18"/>
+              </w:rPr>
+              <w:t>Измерение сопротивления изоляции</w:t>
+            </w:r>
+          </w:p>
+        </w:tc>
+        <w:tc>
+          <w:tcPr>
+            <w:tcW w:type="dxa" w:w="2339"/>
+          </w:tcPr>
+          <w:p>
+            <w:r>
+              <w:rPr>
+                <w:sz w:val="18"/>
+              </w:rPr>
+              <w:t>2,5</w:t>
+            </w:r>
+          </w:p>
+        </w:tc>
+      </w:tr>
+      <w:tr>
+        <w:tc>
+          <w:tcPr>
+            <w:tcW w:type="dxa" w:w="2339"/>
+          </w:tcPr>
+          <w:p>
+            <w:r>
+              <w:rPr>
+                <w:sz w:val="18"/>
+              </w:rPr>
+              <w:t>Калибратор давления</w:t>
+            </w:r>
+          </w:p>
+        </w:tc>
+        <w:tc>
+          <w:tcPr>
+            <w:tcW w:type="dxa" w:w="2339"/>
+          </w:tcPr>
+          <w:p>
+            <w:r>
+              <w:rPr>
+                <w:sz w:val="18"/>
+              </w:rPr>
+              <w:t xml:space="preserve"> DPI 610</w:t>
+            </w:r>
+          </w:p>
+        </w:tc>
+        <w:tc>
+          <w:tcPr>
+            <w:tcW w:type="dxa" w:w="2339"/>
+          </w:tcPr>
+          <w:p>
+            <w:r>
+              <w:rPr>
+                <w:sz w:val="18"/>
+              </w:rPr>
+              <w:t>Поверка и калибровка датчиков давления</w:t>
+            </w:r>
+          </w:p>
+        </w:tc>
+        <w:tc>
+          <w:tcPr>
+            <w:tcW w:type="dxa" w:w="2339"/>
+          </w:tcPr>
+          <w:p>
+            <w:r>
+              <w:rPr>
+                <w:sz w:val="18"/>
+              </w:rPr>
+              <w:t>0,025%</w:t>
+            </w:r>
+          </w:p>
+        </w:tc>
+      </w:tr>
+      <w:tr>
+        <w:tc>
+          <w:tcPr>
+            <w:tcW w:type="dxa" w:w="2339"/>
+          </w:tcPr>
+          <w:p>
+            <w:r>
+              <w:rPr>
+                <w:sz w:val="18"/>
+              </w:rPr>
+              <w:t>Калибратор температуры</w:t>
+            </w:r>
+          </w:p>
+        </w:tc>
+        <w:tc>
+          <w:tcPr>
+            <w:tcW w:type="dxa" w:w="2339"/>
+          </w:tcPr>
+          <w:p>
+            <w:r>
+              <w:rPr>
+                <w:sz w:val="18"/>
+              </w:rPr>
+              <w:t>Trex + TC</w:t>
+            </w:r>
+          </w:p>
+        </w:tc>
+        <w:tc>
+          <w:tcPr>
+            <w:tcW w:type="dxa" w:w="2339"/>
+          </w:tcPr>
+          <w:p>
+            <w:r>
+              <w:rPr>
+                <w:sz w:val="18"/>
+              </w:rPr>
+              <w:t>Поверка термопар и ТС</w:t>
+            </w:r>
+          </w:p>
+        </w:tc>
+        <w:tc>
+          <w:tcPr>
+            <w:tcW w:type="dxa" w:w="2339"/>
+          </w:tcPr>
+          <w:p>
+            <w:r>
+              <w:rPr>
+                <w:sz w:val="18"/>
+              </w:rPr>
+              <w:t>0,1°C</w:t>
+            </w:r>
+          </w:p>
+        </w:tc>
+      </w:tr>
+      <w:tr>
+        <w:tc>
+          <w:tcPr>
+            <w:tcW w:type="dxa" w:w="2339"/>
+          </w:tcPr>
+          <w:p>
+            <w:r>
+              <w:rPr>
+                <w:sz w:val="18"/>
+              </w:rPr>
+              <w:t>Осциллограф</w:t>
+            </w:r>
+          </w:p>
+        </w:tc>
+        <w:tc>
+          <w:tcPr>
+            <w:tcW w:type="dxa" w:w="2339"/>
+          </w:tcPr>
+          <w:p>
+            <w:r>
+              <w:rPr>
+                <w:sz w:val="18"/>
+              </w:rPr>
+              <w:t>Rigol DS1054Z</w:t>
+            </w:r>
+          </w:p>
+        </w:tc>
+        <w:tc>
+          <w:tcPr>
+            <w:tcW w:type="dxa" w:w="2339"/>
+          </w:tcPr>
+          <w:p>
+            <w:r>
+              <w:rPr>
+                <w:sz w:val="18"/>
+              </w:rPr>
+              <w:t>Анализ сигналов в цепях управления</w:t>
+            </w:r>
+          </w:p>
+        </w:tc>
+        <w:tc>
+          <w:tcPr>
+            <w:tcW w:type="dxa" w:w="2339"/>
+          </w:tcPr>
+          <w:p>
+            <w:r>
+              <w:rPr>
+                <w:sz w:val="18"/>
+              </w:rPr>
+              <w:t>—</w:t>
+            </w:r>
+          </w:p>
+        </w:tc>
+      </w:tr>
+      <w:tr>
+        <w:tc>
+          <w:tcPr>
+            <w:tcW w:type="dxa" w:w="2339"/>
+          </w:tcPr>
+          <w:p>
+            <w:r>
+              <w:rPr>
+                <w:sz w:val="18"/>
+              </w:rPr>
+              <w:t>Токовые клещи</w:t>
+            </w:r>
+          </w:p>
+        </w:tc>
+        <w:tc>
+          <w:tcPr>
+            <w:tcW w:type="dxa" w:w="2339"/>
+          </w:tcPr>
+          <w:p>
+            <w:r>
+              <w:rPr>
+                <w:sz w:val="18"/>
+              </w:rPr>
+              <w:t>Fluke 376 FC</w:t>
+            </w:r>
+          </w:p>
+        </w:tc>
+        <w:tc>
+          <w:tcPr>
+            <w:tcW w:type="dxa" w:w="2339"/>
+          </w:tcPr>
+          <w:p>
+            <w:r>
+              <w:rPr>
+                <w:sz w:val="18"/>
+              </w:rPr>
+              <w:t>Измерение переменного/постоянного тока</w:t>
+            </w:r>
+          </w:p>
+        </w:tc>
+        <w:tc>
+          <w:tcPr>
+            <w:tcW w:type="dxa" w:w="2339"/>
+          </w:tcPr>
+          <w:p>
+            <w:r>
+              <w:rPr>
+                <w:sz w:val="18"/>
+              </w:rPr>
+              <w:t>0,5%</w:t>
+            </w:r>
+          </w:p>
+        </w:tc>
+      </w:tr>
+    </w:tbl>
+    <w:p>
+      <w:pPr>
+        <w:jc w:val="center"/>
+      </w:pPr>
+      <w:r>
+        <w:rPr>
+          <w:b/>
+          <w:i w:val="0"/>
+          <w:sz w:val="20"/>
+        </w:rPr>
+        <w:t>Таблица 1. Комплект инструментов наладчика КИПиА (6-7 разряд)</w:t>
+      </w:r>
+    </w:p>
+    <w:p/>
+    <w:p>
+      <w:pPr>
+        <w:jc w:val="center"/>
+      </w:pPr>
+      <w:r>
+        <w:drawing>
+          <wp:inline xmlns:a="http://schemas.openxmlformats.org/drawingml/2006/main" xmlns:pic="http://schemas.openxmlformats.org/drawingml/2006/picture">
+            <wp:extent cx="4572000" cy="3789646"/>
+            <wp:docPr id="1" name="Picture 1"/>
+            <wp:cNvGraphicFramePr>
+              <a:graphicFrameLocks noChangeAspect="1"/>
+            </wp:cNvGraphicFramePr>
+            <a:graphic>
+              <a:graphicData uri="http://schemas.openxmlformats.org/drawingml/2006/picture">
+                <pic:pic>
+                  <pic:nvPicPr>
+                    <pic:cNvPr id="0" name="kpk_mdk02.png"/>
+                    <pic:cNvPicPr/>
+                  </pic:nvPicPr>
+                  <pic:blipFill>
+                    <a:blip r:embed="rId9"/>
+                    <a:stretch>
+                      <a:fillRect/>
+                    </a:stretch>
+                  </pic:blipFill>
+                  <pic:spPr>
+                    <a:xfrm>
+                      <a:off x="0" y="0"/>
+                      <a:ext cx="4572000" cy="3789646"/>
+                    </a:xfrm>
+                    <a:prstGeom prst="rect"/>
+                  </pic:spPr>
+                </pic:pic>
+              </a:graphicData>
+            </a:graphic>
+          </wp:inline>
+        </w:drawing>
+      </w:r>
+    </w:p>
+    <w:p>
+      <w:pPr>
+        <w:jc w:val="center"/>
+      </w:pPr>
+      <w:r>
+        <w:rPr>
+          <w:b w:val="0"/>
+          <w:i/>
+          <w:sz w:val="20"/>
+        </w:rPr>
+        <w:t>Рисунок 1. Распределение времени на подготовку рабочего места наладчика КИПиА</w:t>
+      </w:r>
     </w:p>
     <w:p>
       <w:pPr>
